--- a/word_reports/LP_0152_위치_202_Genghis Khan_Greatest Hit.docx
+++ b/word_reports/LP_0152_위치_202_Genghis Khan_Greatest Hit.docx
@@ -4,7 +4,7 @@
   <w:body>
     <w:p>
       <w:pPr>
-        <w:spacing w:after="280"/>
+        <w:spacing w:after="80"/>
       </w:pPr>
       <w:r>
         <w:rPr w:rFonts="맑은 고딕">
@@ -13,94 +13,47 @@
           <w:color w:val="1E3A8A"/>
           <w:sz w:val="30"/>
         </w:rPr>
-        <w:t>[202] Genghis Khan - Greatest Hits</w:t>
+        <w:t>Genghis Khan (징기스칸) - Greatest Hits</w:t>
       </w:r>
     </w:p>
     <w:p>
       <w:pPr>
-        <w:spacing w:after="320"/>
+        <w:spacing w:after="240"/>
       </w:pPr>
       <w:r>
         <w:rPr w:rFonts="맑은 고딕">
           <w:rFonts w:ascii="맑은 고딕" w:hAnsi="맑은 고딕" w:eastAsia="맑은 고딕"/>
           <w:b/>
-          <w:sz w:val="20"/>
+          <w:color w:val="4B5563"/>
+          <w:sz w:val="22"/>
         </w:rPr>
-        <w:t>■ 위치 : 202</w:t>
-        <w:br/>
-      </w:r>
-      <w:r>
-        <w:rPr w:rFonts="맑은 고딕">
-          <w:rFonts w:ascii="맑은 고딕" w:hAnsi="맑은 고딕" w:eastAsia="맑은 고딕"/>
-          <w:b/>
-          <w:sz w:val="20"/>
-        </w:rPr>
-        <w:t>■ 아티스트 : Genghis Khan</w:t>
-        <w:br/>
-      </w:r>
-      <w:r>
-        <w:rPr w:rFonts="맑은 고딕">
-          <w:rFonts w:ascii="맑은 고딕" w:hAnsi="맑은 고딕" w:eastAsia="맑은 고딕"/>
-          <w:b/>
-          <w:sz w:val="20"/>
-        </w:rPr>
-        <w:t>■ 앨범명 : Greatest Hits</w:t>
-        <w:br/>
-      </w:r>
-      <w:r>
-        <w:rPr w:rFonts="맑은 고딕">
-          <w:rFonts w:ascii="맑은 고딕" w:hAnsi="맑은 고딕" w:eastAsia="맑은 고딕"/>
-          <w:b w:val="0"/>
-          <w:sz w:val="20"/>
-        </w:rPr>
-        <w:t>■ 음반 레이블 : Jupiter Records</w:t>
-        <w:br/>
-      </w:r>
-      <w:r>
-        <w:rPr w:rFonts="맑은 고딕">
-          <w:rFonts w:ascii="맑은 고딕" w:hAnsi="맑은 고딕" w:eastAsia="맑은 고딕"/>
-          <w:b w:val="0"/>
-          <w:sz w:val="20"/>
-        </w:rPr>
-        <w:t>■ 발매년도 : 1980</w:t>
-        <w:br/>
-      </w:r>
-      <w:r>
-        <w:rPr w:rFonts="맑은 고딕">
-          <w:rFonts w:ascii="맑은 고딕" w:hAnsi="맑은 고딕" w:eastAsia="맑은 고딕"/>
-          <w:b w:val="0"/>
-          <w:sz w:val="20"/>
-        </w:rPr>
-        <w:t>■ 장르 : 유로 디스코 (Euro Disco), 신스팝 (Synth-pop), 슐라거 (Schlager)</w:t>
-        <w:br/>
-      </w:r>
-      <w:r>
-        <w:rPr w:rFonts="맑은 고딕">
-          <w:rFonts w:ascii="맑은 고딕" w:hAnsi="맑은 고딕" w:eastAsia="맑은 고딕"/>
-          <w:b w:val="0"/>
-          <w:sz w:val="20"/>
-        </w:rPr>
-        <w:t>■ 주요 수록곡 : 1. Dschinghis Khan</w:t>
-        <w:br/>
+        <w:t>위치 :  202</w:t>
       </w:r>
     </w:p>
     <w:p>
       <w:pPr>
-        <w:spacing w:after="160"/>
+        <w:spacing w:line="324" w:lineRule="auto" w:before="80" w:after="160"/>
       </w:pPr>
       <w:r>
         <w:rPr w:rFonts="맑은 고딕">
           <w:rFonts w:ascii="맑은 고딕" w:hAnsi="맑은 고딕" w:eastAsia="맑은 고딕"/>
           <w:b/>
           <w:color w:val="1F2937"/>
-          <w:sz w:val="24"/>
+          <w:sz w:val="22"/>
         </w:rPr>
-        <w:t>■ 음반 해설 및 감상 가이드</w:t>
+        <w:t xml:space="preserve">[음반 소개] </w:t>
+      </w:r>
+      <w:r>
+        <w:rPr w:rFonts="맑은 고딕">
+          <w:rFonts w:ascii="맑은 고딕" w:hAnsi="맑은 고딕" w:eastAsia="맑은 고딕"/>
+          <w:b w:val="0"/>
+          <w:sz w:val="21"/>
+        </w:rPr>
       </w:r>
     </w:p>
     <w:p>
       <w:pPr>
-        <w:spacing w:line="312" w:lineRule="auto" w:after="120"/>
+        <w:spacing w:line="324" w:lineRule="auto" w:after="120"/>
       </w:pPr>
       <w:r>
         <w:rPr w:rFonts="맑은 고딕">
@@ -108,51 +61,516 @@
           <w:b w:val="0"/>
           <w:sz w:val="21"/>
         </w:rPr>
-        <w:t>1970년대 후반, 세계 대중음악계를 매료시킨 유로 디스코 열풍의 중심에는 서독 출신의 명프로듀서 랄프 지겔(Ralph Siegel)이 탄생시킨 뮤지컬 팝 그룹 '징기스칸(Genghis Khan / Dschinghis Khan)'이 있었습니다. 1979년 유로비전 송 콘테스트에서 강렬한 인상을 남기며 등장한 이들은 역사적·이국적 소재를 대중적인 댄스 리듬과 결합하여 전 세계적인 신드롬을 일으켰습니다. 본 《Greatest Hits》 음반은 징기스칸이 전성기 시절 발표하며 유럽과 아시아, 특히 한국과 일본 등지에서 폭발적인 사랑을 받은 클래식 히트작들을 정교하게 집대성한 명반입니다.</w:t>
+        <w:t>1970년대 후반 유로 디스코의 격정적인 물결 속에서 웅장한 서사시와 강렬한 비트로 세계를 매료시켰던 독일의 전설적인 팝 그룹, 징기스칸(Dschinghis Khan)의 찬란한 정수가 응축된 베스트 앨범입니다. 대륙을 호령하던 영웅들의 기상과 동서양의 이국적인 정취를 낭만적인 팝 오케스트레이션과 댄스 리듬 위에 유려하게 얹어내며 대중음악사에 굵직한 궤적을 남겼습니다. 축제의 열기와 비장미 넘치는 멜로디가 공존하는 이 음반은 반세기가 흐른 지금까지도 세대를 초월하여 가슴 벅찬 전율과 아련한 청춘의 향수를 동시에 환기합니다.</w:t>
       </w:r>
     </w:p>
     <w:p>
       <w:pPr>
-        <w:spacing w:line="312" w:lineRule="auto" w:after="120"/>
+        <w:spacing w:line="324" w:lineRule="auto" w:before="200" w:after="80"/>
       </w:pPr>
+      <w:r>
+        <w:rPr w:rFonts="맑은 고딕">
+          <w:rFonts w:ascii="맑은 고딕" w:hAnsi="맑은 고딕" w:eastAsia="맑은 고딕"/>
+          <w:b/>
+          <w:color w:val="1E3A8A"/>
+          <w:sz w:val="24"/>
+        </w:rPr>
+        <w:t>1. 음반 데이터</w:t>
+      </w:r>
+    </w:p>
+    <w:p>
+      <w:pPr>
+        <w:spacing w:line="324" w:lineRule="auto" w:after="80"/>
+      </w:pPr>
+      <w:r>
+        <w:rPr w:rFonts="맑은 고딕">
+          <w:rFonts w:ascii="맑은 고딕" w:hAnsi="맑은 고딕" w:eastAsia="맑은 고딕"/>
+          <w:b w:val="0"/>
+          <w:color w:val="6B7280"/>
+          <w:sz w:val="21"/>
+        </w:rPr>
+        <w:t xml:space="preserve">· </w:t>
+      </w:r>
+      <w:r>
+        <w:rPr w:rFonts="맑은 고딕">
+          <w:rFonts w:ascii="맑은 고딕" w:hAnsi="맑은 고딕" w:eastAsia="맑은 고딕"/>
+          <w:b/>
+          <w:color w:val="1F2937"/>
+          <w:sz w:val="21"/>
+        </w:rPr>
+        <w:t xml:space="preserve">앨범명: </w:t>
+      </w:r>
       <w:r>
         <w:rPr w:rFonts="맑은 고딕">
           <w:rFonts w:ascii="맑은 고딕" w:hAnsi="맑은 고딕" w:eastAsia="맑은 고딕"/>
           <w:b w:val="0"/>
           <w:sz w:val="21"/>
         </w:rPr>
-        <w:t>음악적으로 이 앨범은 1970~80년대 전환기 유로 디스코의 정수를 보여줍니다. 웅장한 브라스 세션과 정교한 신디사이저 사운드, 그리고 중독성 강한 후크(Hook) 멜로디가 결합하여 극적인 몰입감을 선사합니다. 특히 징기스칸의 음악은 단순한 댄스곡을 넘어 한 편의 뮤지컬을 감상하는 듯한 서사성을 지니고 있는데, 역사 속 인물이나 대륙의 장대한 풍경을 이국적인 메타포와 강렬한 디스코 비트로 풀어낸 점이 독보적인 음악적 가치로 평가받습니다.</w:t>
+        <w:t>Greatest Hits</w:t>
       </w:r>
     </w:p>
     <w:p>
       <w:pPr>
-        <w:spacing w:line="312" w:lineRule="auto" w:after="120"/>
+        <w:spacing w:line="324" w:lineRule="auto" w:after="80"/>
       </w:pPr>
+      <w:r>
+        <w:rPr w:rFonts="맑은 고딕">
+          <w:rFonts w:ascii="맑은 고딕" w:hAnsi="맑은 고딕" w:eastAsia="맑은 고딕"/>
+          <w:b w:val="0"/>
+          <w:color w:val="6B7280"/>
+          <w:sz w:val="21"/>
+        </w:rPr>
+        <w:t xml:space="preserve">· </w:t>
+      </w:r>
+      <w:r>
+        <w:rPr w:rFonts="맑은 고딕">
+          <w:rFonts w:ascii="맑은 고딕" w:hAnsi="맑은 고딕" w:eastAsia="맑은 고딕"/>
+          <w:b/>
+          <w:color w:val="1F2937"/>
+          <w:sz w:val="21"/>
+        </w:rPr>
+        <w:t xml:space="preserve">아티스트: </w:t>
+      </w:r>
       <w:r>
         <w:rPr w:rFonts="맑은 고딕">
           <w:rFonts w:ascii="맑은 고딕" w:hAnsi="맑은 고딕" w:eastAsia="맑은 고딕"/>
           <w:b w:val="0"/>
           <w:sz w:val="21"/>
         </w:rPr>
-        <w:t>수록곡 중 그룹의 출사표이자 대표곡인 〈Dschinghis Khan〉은 터질 듯한 에너지의 코러스와 다채로운 보컬 레이어로 청자를 압도합니다. 이어서 펼쳐지는 〈Moskau〉는 러시아 민요풍의 멜로디라인에 묵직한 베이스라인을 더해 신나는 디스코 넘버로 승화시킨 명곡으로, 멤버들의 저음과 고음을 넘나드는 보컬 화성이 돋보입니다. 또한 고대 로마의 장엄함을 담아낸 〈Rom〉이나 동양적 설화를 모티브로 한 〈Hadschi Halef Omar〉 등은 무대 위 시각적 퍼포먼스가 소리로 구현된 듯한 착각을 불러일으킵니다.</w:t>
+        <w:t>Genghis Khan (징기스칸)</w:t>
       </w:r>
     </w:p>
     <w:p>
       <w:pPr>
-        <w:spacing w:line="312" w:lineRule="auto" w:after="120"/>
+        <w:spacing w:line="324" w:lineRule="auto" w:after="80"/>
       </w:pPr>
+      <w:r>
+        <w:rPr w:rFonts="맑은 고딕">
+          <w:rFonts w:ascii="맑은 고딕" w:hAnsi="맑은 고딕" w:eastAsia="맑은 고딕"/>
+          <w:b w:val="0"/>
+          <w:color w:val="6B7280"/>
+          <w:sz w:val="21"/>
+        </w:rPr>
+        <w:t xml:space="preserve">· </w:t>
+      </w:r>
+      <w:r>
+        <w:rPr w:rFonts="맑은 고딕">
+          <w:rFonts w:ascii="맑은 고딕" w:hAnsi="맑은 고딕" w:eastAsia="맑은 고딕"/>
+          <w:b/>
+          <w:color w:val="1F2937"/>
+          <w:sz w:val="21"/>
+        </w:rPr>
+        <w:t xml:space="preserve">발매 정보: </w:t>
+      </w:r>
       <w:r>
         <w:rPr w:rFonts="맑은 고딕">
           <w:rFonts w:ascii="맑은 고딕" w:hAnsi="맑은 고딕" w:eastAsia="맑은 고딕"/>
           <w:b w:val="0"/>
           <w:sz w:val="21"/>
         </w:rPr>
-        <w:t>LP 음반으로 본작을 감상할 때 느껴지는 진가는 비닐 아날로그 특유의 풍부한 로우엔드(Low-end) 베이스와 따뜻하고 직관적인 타악기 질감에 있습니다. 디지털 음원에서는 체감하기 어려운 80년대 아날로그 신디사이저의 두터운 잔향과 선명한 보컬 هار모니가 음반 전체에 생동감을 불어넣습니다. 징기스칸의 《Greatest Hits》는 시대를 뛰어넘는 유쾌한 에너지와 유로 디스코의 정교한 프로덕션을 오롯이 음미할 수 있는 소장 가치 높은 레코드입니다.</w:t>
+        <w:t>유로비전 송 콘테스트를 통해 혜성처럼 등장한 이후 발표된 그룹의 황금기 히트곡들을 한데 엮어낸 음반으로, 팝 음악계의 천재 프로듀서 랄프 지겔(Ralph Siegel)의 섬세한 기획력과 그룹의 독보적인 에너지가 집대성된 역사적 컬렉션입니다.</w:t>
+      </w:r>
+    </w:p>
+    <w:p>
+      <w:pPr>
+        <w:spacing w:line="324" w:lineRule="auto" w:after="80"/>
+      </w:pPr>
+      <w:r>
+        <w:rPr w:rFonts="맑은 고딕">
+          <w:rFonts w:ascii="맑은 고딕" w:hAnsi="맑은 고딕" w:eastAsia="맑은 고딕"/>
+          <w:b w:val="0"/>
+          <w:color w:val="6B7280"/>
+          <w:sz w:val="21"/>
+        </w:rPr>
+        <w:t xml:space="preserve">· </w:t>
+      </w:r>
+      <w:r>
+        <w:rPr w:rFonts="맑은 고딕">
+          <w:rFonts w:ascii="맑은 고딕" w:hAnsi="맑은 고딕" w:eastAsia="맑은 고딕"/>
+          <w:b/>
+          <w:color w:val="1F2937"/>
+          <w:sz w:val="21"/>
+        </w:rPr>
+        <w:t xml:space="preserve">LP 인기도(판매량): </w:t>
+      </w:r>
+      <w:r>
+        <w:rPr w:rFonts="맑은 고딕">
+          <w:rFonts w:ascii="맑은 고딕" w:hAnsi="맑은 고딕" w:eastAsia="맑은 고딕"/>
+          <w:b w:val="0"/>
+          <w:sz w:val="21"/>
+        </w:rPr>
+        <w:t>독일, 오스트리아, 스위스를 비롯한 유럽 전역의 차트 정상을 석권했을 뿐만 아니라 일본 오리콘 차트 및 한국을 포함한 아시아 전역에서 폭발적인 판매고를 기록하며 플래티넘과 골드 디스크를 연이어 달성했습니다.</w:t>
+      </w:r>
+    </w:p>
+    <w:p>
+      <w:pPr>
+        <w:spacing w:line="324" w:lineRule="auto" w:after="80"/>
+      </w:pPr>
+      <w:r>
+        <w:rPr w:rFonts="맑은 고딕">
+          <w:rFonts w:ascii="맑은 고딕" w:hAnsi="맑은 고딕" w:eastAsia="맑은 고딕"/>
+          <w:b w:val="0"/>
+          <w:color w:val="6B7280"/>
+          <w:sz w:val="21"/>
+        </w:rPr>
+        <w:t xml:space="preserve">· </w:t>
+      </w:r>
+      <w:r>
+        <w:rPr w:rFonts="맑은 고딕">
+          <w:rFonts w:ascii="맑은 고딕" w:hAnsi="맑은 고딕" w:eastAsia="맑은 고딕"/>
+          <w:b/>
+          <w:color w:val="1F2937"/>
+          <w:sz w:val="21"/>
+        </w:rPr>
+        <w:t xml:space="preserve">각종 수상경력: </w:t>
+      </w:r>
+      <w:r>
+        <w:rPr w:rFonts="맑은 고딕">
+          <w:rFonts w:ascii="맑은 고딕" w:hAnsi="맑은 고딕" w:eastAsia="맑은 고딕"/>
+          <w:b w:val="0"/>
+          <w:sz w:val="21"/>
+        </w:rPr>
+        <w:t>1979년 유로비전 송 콘테스트 4위 입상을 시작으로, 독일 최고 권위의 음악상인 밤비(Bambi) 어워드와 골든 유로파(Goldene Europa) 등을 수상하며 대중성과 음악성을 동시에 공인받았습니다.</w:t>
+      </w:r>
+    </w:p>
+    <w:p>
+      <w:pPr>
+        <w:spacing w:line="324" w:lineRule="auto" w:before="200" w:after="80"/>
+      </w:pPr>
+      <w:r>
+        <w:rPr w:rFonts="맑은 고딕">
+          <w:rFonts w:ascii="맑은 고딕" w:hAnsi="맑은 고딕" w:eastAsia="맑은 고딕"/>
+          <w:b/>
+          <w:color w:val="1E3A8A"/>
+          <w:sz w:val="24"/>
+        </w:rPr>
+        <w:t>2. 아티스트 정보</w:t>
+      </w:r>
+    </w:p>
+    <w:p>
+      <w:pPr>
+        <w:spacing w:line="324" w:lineRule="auto" w:after="80"/>
+      </w:pPr>
+      <w:r>
+        <w:rPr w:rFonts="맑은 고딕">
+          <w:rFonts w:ascii="맑은 고딕" w:hAnsi="맑은 고딕" w:eastAsia="맑은 고딕"/>
+          <w:b w:val="0"/>
+          <w:color w:val="6B7280"/>
+          <w:sz w:val="21"/>
+        </w:rPr>
+        <w:t xml:space="preserve">· </w:t>
+      </w:r>
+      <w:r>
+        <w:rPr w:rFonts="맑은 고딕">
+          <w:rFonts w:ascii="맑은 고딕" w:hAnsi="맑은 고딕" w:eastAsia="맑은 고딕"/>
+          <w:b/>
+          <w:color w:val="1F2937"/>
+          <w:sz w:val="21"/>
+        </w:rPr>
+        <w:t xml:space="preserve">국적: </w:t>
+      </w:r>
+      <w:r>
+        <w:rPr w:rFonts="맑은 고딕">
+          <w:rFonts w:ascii="맑은 고딕" w:hAnsi="맑은 고딕" w:eastAsia="맑은 고딕"/>
+          <w:b w:val="0"/>
+          <w:sz w:val="21"/>
+        </w:rPr>
+        <w:t>독일 (결성 당시 서독)</w:t>
+      </w:r>
+    </w:p>
+    <w:p>
+      <w:pPr>
+        <w:spacing w:line="324" w:lineRule="auto" w:after="80"/>
+      </w:pPr>
+      <w:r>
+        <w:rPr w:rFonts="맑은 고딕">
+          <w:rFonts w:ascii="맑은 고딕" w:hAnsi="맑은 고딕" w:eastAsia="맑은 고딕"/>
+          <w:b w:val="0"/>
+          <w:color w:val="6B7280"/>
+          <w:sz w:val="21"/>
+        </w:rPr>
+        <w:t xml:space="preserve">· </w:t>
+      </w:r>
+      <w:r>
+        <w:rPr w:rFonts="맑은 고딕">
+          <w:rFonts w:ascii="맑은 고딕" w:hAnsi="맑은 고딕" w:eastAsia="맑은 고딕"/>
+          <w:b/>
+          <w:color w:val="1F2937"/>
+          <w:sz w:val="21"/>
+        </w:rPr>
+        <w:t xml:space="preserve">생몰년도: </w:t>
+      </w:r>
+      <w:r>
+        <w:rPr w:rFonts="맑은 고딕">
+          <w:rFonts w:ascii="맑은 고딕" w:hAnsi="맑은 고딕" w:eastAsia="맑은 고딕"/>
+          <w:b w:val="0"/>
+          <w:sz w:val="21"/>
+        </w:rPr>
+        <w:t>1979년 결성</w:t>
+      </w:r>
+    </w:p>
+    <w:p>
+      <w:pPr>
+        <w:spacing w:line="324" w:lineRule="auto" w:after="80"/>
+      </w:pPr>
+      <w:r>
+        <w:rPr w:rFonts="맑은 고딕">
+          <w:rFonts w:ascii="맑은 고딕" w:hAnsi="맑은 고딕" w:eastAsia="맑은 고딕"/>
+          <w:b w:val="0"/>
+          <w:color w:val="6B7280"/>
+          <w:sz w:val="21"/>
+        </w:rPr>
+        <w:t xml:space="preserve">· </w:t>
+      </w:r>
+      <w:r>
+        <w:rPr w:rFonts="맑은 고딕">
+          <w:rFonts w:ascii="맑은 고딕" w:hAnsi="맑은 고딕" w:eastAsia="맑은 고딕"/>
+          <w:b/>
+          <w:color w:val="1F2937"/>
+          <w:sz w:val="21"/>
+        </w:rPr>
+        <w:t xml:space="preserve">그룹 소속: </w:t>
+      </w:r>
+      <w:r>
+        <w:rPr w:rFonts="맑은 고딕">
+          <w:rFonts w:ascii="맑은 고딕" w:hAnsi="맑은 고딕" w:eastAsia="맑은 고딕"/>
+          <w:b w:val="0"/>
+          <w:sz w:val="21"/>
+        </w:rPr>
+        <w:t>6인조 혼성 팝/유로 디스코 그룹</w:t>
+      </w:r>
+    </w:p>
+    <w:p>
+      <w:pPr>
+        <w:spacing w:line="324" w:lineRule="auto" w:after="80"/>
+      </w:pPr>
+      <w:r>
+        <w:rPr w:rFonts="맑은 고딕">
+          <w:rFonts w:ascii="맑은 고딕" w:hAnsi="맑은 고딕" w:eastAsia="맑은 고딕"/>
+          <w:b w:val="0"/>
+          <w:color w:val="6B7280"/>
+          <w:sz w:val="21"/>
+        </w:rPr>
+        <w:t xml:space="preserve">· </w:t>
+      </w:r>
+      <w:r>
+        <w:rPr w:rFonts="맑은 고딕">
+          <w:rFonts w:ascii="맑은 고딕" w:hAnsi="맑은 고딕" w:eastAsia="맑은 고딕"/>
+          <w:b/>
+          <w:color w:val="1F2937"/>
+          <w:sz w:val="21"/>
+        </w:rPr>
+        <w:t xml:space="preserve">아티스트 소개: </w:t>
+      </w:r>
+      <w:r>
+        <w:rPr w:rFonts="맑은 고딕">
+          <w:rFonts w:ascii="맑은 고딕" w:hAnsi="맑은 고딕" w:eastAsia="맑은 고딕"/>
+          <w:b w:val="0"/>
+          <w:sz w:val="21"/>
+        </w:rPr>
+        <w:t>보컬과 화려한 무대 퍼포먼스를 겸비한 징기스칸은 팝 역사상 가장 강렬한 시각적·청각적 임팩트를 남긴 독보적인 팀입니다. 역사적 인물과 세계 각지의 문화를 테마로 한 서사적인 가사와 중독성 넘치는 훅(Hook)을 결합하여, 유로 디스코를 단순한 댄스 음악을 넘어선 한 편의 웅장한 음악극으로 승화시켰습니다.</w:t>
+      </w:r>
+    </w:p>
+    <w:p>
+      <w:pPr>
+        <w:spacing w:line="324" w:lineRule="auto" w:before="200" w:after="80"/>
+      </w:pPr>
+      <w:r>
+        <w:rPr w:rFonts="맑은 고딕">
+          <w:rFonts w:ascii="맑은 고딕" w:hAnsi="맑은 고딕" w:eastAsia="맑은 고딕"/>
+          <w:b/>
+          <w:color w:val="1E3A8A"/>
+          <w:sz w:val="24"/>
+        </w:rPr>
+        <w:t>3. 음반 상세 분석</w:t>
+      </w:r>
+    </w:p>
+    <w:p>
+      <w:pPr>
+        <w:spacing w:line="324" w:lineRule="auto" w:after="80"/>
+      </w:pPr>
+      <w:r>
+        <w:rPr w:rFonts="맑은 고딕">
+          <w:rFonts w:ascii="맑은 고딕" w:hAnsi="맑은 고딕" w:eastAsia="맑은 고딕"/>
+          <w:b w:val="0"/>
+          <w:color w:val="6B7280"/>
+          <w:sz w:val="21"/>
+        </w:rPr>
+        <w:t xml:space="preserve">· </w:t>
+      </w:r>
+      <w:r>
+        <w:rPr w:rFonts="맑은 고딕">
+          <w:rFonts w:ascii="맑은 고딕" w:hAnsi="맑은 고딕" w:eastAsia="맑은 고딕"/>
+          <w:b/>
+          <w:color w:val="1F2937"/>
+          <w:sz w:val="21"/>
+        </w:rPr>
+        <w:t xml:space="preserve">역사적 위치: </w:t>
+      </w:r>
+      <w:r>
+        <w:rPr w:rFonts="맑은 고딕">
+          <w:rFonts w:ascii="맑은 고딕" w:hAnsi="맑은 고딕" w:eastAsia="맑은 고딕"/>
+          <w:b w:val="0"/>
+          <w:sz w:val="21"/>
+        </w:rPr>
+        <w:t>신디사이저의 태동과 풍성한 오케스트라 편곡이 완벽한 균형을 이루던 유로 팝의 황금기를 대표하는 명반입니다. 클래식의 엄격한 구조미와 팝의 직관적인 멜로디, 그리고 댄스 비트가 빚어낸 이 음반은 후대 일렉트로닉 팝과 크로스오버 음악의 발전에 심대한 영감을 준 음악적 기념비로 평가받습니다.</w:t>
+      </w:r>
+    </w:p>
+    <w:p>
+      <w:pPr>
+        <w:spacing w:line="324" w:lineRule="auto" w:after="80"/>
+      </w:pPr>
+      <w:r>
+        <w:rPr w:rFonts="맑은 고딕">
+          <w:rFonts w:ascii="맑은 고딕" w:hAnsi="맑은 고딕" w:eastAsia="맑은 고딕"/>
+          <w:b w:val="0"/>
+          <w:color w:val="6B7280"/>
+          <w:sz w:val="21"/>
+        </w:rPr>
+        <w:t xml:space="preserve">· </w:t>
+      </w:r>
+      <w:r>
+        <w:rPr w:rFonts="맑은 고딕">
+          <w:rFonts w:ascii="맑은 고딕" w:hAnsi="맑은 고딕" w:eastAsia="맑은 고딕"/>
+          <w:b/>
+          <w:color w:val="1F2937"/>
+          <w:sz w:val="21"/>
+        </w:rPr>
+        <w:t xml:space="preserve">시대의 흔적(스토리텔링): </w:t>
+      </w:r>
+      <w:r>
+        <w:rPr w:rFonts="맑은 고딕">
+          <w:rFonts w:ascii="맑은 고딕" w:hAnsi="맑은 고딕" w:eastAsia="맑은 고딕"/>
+          <w:b w:val="0"/>
+          <w:sz w:val="21"/>
+        </w:rPr>
+        <w:t>냉전의 긴장이 감돌던 1970년대 말과 1980년대 초, 이들의 호쾌하고 자유분방한 멜로디는 전 세계 젊은이들에게 억압된 현실을 잊게 만드는 찬란한 해방구였습니다. 당시 한국의 롤러스케이트장과 다방, 라디오 전파를 가득 메우며 젊은 날의 뜨거운 낭만과 벅찬 활력을 상징하던 문화적 아이콘이기도 했습니다.</w:t>
+      </w:r>
+    </w:p>
+    <w:p>
+      <w:pPr>
+        <w:spacing w:line="324" w:lineRule="auto" w:before="200" w:after="80"/>
+      </w:pPr>
+      <w:r>
+        <w:rPr w:rFonts="맑은 고딕">
+          <w:rFonts w:ascii="맑은 고딕" w:hAnsi="맑은 고딕" w:eastAsia="맑은 고딕"/>
+          <w:b/>
+          <w:color w:val="1E3A8A"/>
+          <w:sz w:val="24"/>
+        </w:rPr>
+        <w:t>4. 주요 수록곡 및 감상 제언</w:t>
+      </w:r>
+    </w:p>
+    <w:p>
+      <w:pPr>
+        <w:spacing w:line="324" w:lineRule="auto" w:after="80"/>
+      </w:pPr>
+      <w:r>
+        <w:rPr w:rFonts="맑은 고딕">
+          <w:rFonts w:ascii="맑은 고딕" w:hAnsi="맑은 고딕" w:eastAsia="맑은 고딕"/>
+          <w:b w:val="0"/>
+          <w:color w:val="6B7280"/>
+          <w:sz w:val="21"/>
+        </w:rPr>
+        <w:t xml:space="preserve">· </w:t>
+      </w:r>
+      <w:r>
+        <w:rPr w:rFonts="맑은 고딕">
+          <w:rFonts w:ascii="맑은 고딕" w:hAnsi="맑은 고딕" w:eastAsia="맑은 고딕"/>
+          <w:b/>
+          <w:color w:val="1F2937"/>
+          <w:sz w:val="21"/>
+        </w:rPr>
+        <w:t xml:space="preserve">주요 수록곡 특징: </w:t>
+      </w:r>
+      <w:r>
+        <w:rPr w:rFonts="맑은 고딕">
+          <w:rFonts w:ascii="맑은 고딕" w:hAnsi="맑은 고딕" w:eastAsia="맑은 고딕"/>
+          <w:b w:val="0"/>
+          <w:sz w:val="21"/>
+        </w:rPr>
+        <w:t>대륙을 질주하는 기마대의 말발굽 소리를 연상시키는 박진감 넘치는 대표곡 ‘Dschinghis Khan’, 모스크바 올림픽을 앞두고 발표되어 러시아 민요풍의 선율과 현대적 비트가 절묘한 조화를 이룬 ‘Moskau’, 그리고 이국적인 신비로움과 비장미가 흐르는 ‘Hadschi Halef Omar’ 등 수록곡마다 드라마틱한 서사와 다채로운 음악적 색채를 자랑합니다.</w:t>
+      </w:r>
+    </w:p>
+    <w:p>
+      <w:pPr>
+        <w:spacing w:line="324" w:lineRule="auto" w:after="80"/>
+      </w:pPr>
+      <w:r>
+        <w:rPr w:rFonts="맑은 고딕">
+          <w:rFonts w:ascii="맑은 고딕" w:hAnsi="맑은 고딕" w:eastAsia="맑은 고딕"/>
+          <w:b w:val="0"/>
+          <w:color w:val="6B7280"/>
+          <w:sz w:val="21"/>
+        </w:rPr>
+        <w:t xml:space="preserve">· </w:t>
+      </w:r>
+      <w:r>
+        <w:rPr w:rFonts="맑은 고딕">
+          <w:rFonts w:ascii="맑은 고딕" w:hAnsi="맑은 고딕" w:eastAsia="맑은 고딕"/>
+          <w:b/>
+          <w:color w:val="1F2937"/>
+          <w:sz w:val="21"/>
+        </w:rPr>
+        <w:t xml:space="preserve">빈티지 감상 제언: </w:t>
+      </w:r>
+      <w:r>
+        <w:rPr w:rFonts="맑은 고딕">
+          <w:rFonts w:ascii="맑은 고딕" w:hAnsi="맑은 고딕" w:eastAsia="맑은 고딕"/>
+          <w:b w:val="0"/>
+          <w:sz w:val="21"/>
+        </w:rPr>
+        <w:t>LP 특유의 두툼하고 깊이 있는 저역은 진공관 앰프를 거칠 때 브라스의 호방함과 베이스라인의 타격감을 한층 입체적으로 살려냅니다. 턴테이블 바늘이 소리골을 긁으며 뿜어내는 풍성한 아날로그 사운드는 현대 디지털 음원에서는 결코 맛볼 수 없는 화려한 코러스 하모니의 온기를 아늑하게 전해줄 것입니다.</w:t>
+      </w:r>
+    </w:p>
+    <w:p>
+      <w:pPr>
+        <w:spacing w:line="324" w:lineRule="auto" w:after="80"/>
+      </w:pPr>
+      <w:r>
+        <w:rPr w:rFonts="맑은 고딕">
+          <w:rFonts w:ascii="맑은 고딕" w:hAnsi="맑은 고딕" w:eastAsia="맑은 고딕"/>
+          <w:b w:val="0"/>
+          <w:color w:val="6B7280"/>
+          <w:sz w:val="21"/>
+        </w:rPr>
+        <w:t xml:space="preserve">· </w:t>
+      </w:r>
+      <w:r>
+        <w:rPr w:rFonts="맑은 고딕">
+          <w:rFonts w:ascii="맑은 고딕" w:hAnsi="맑은 고딕" w:eastAsia="맑은 고딕"/>
+          <w:b/>
+          <w:color w:val="1F2937"/>
+          <w:sz w:val="21"/>
+        </w:rPr>
+        <w:t xml:space="preserve">소장 가치: </w:t>
+      </w:r>
+      <w:r>
+        <w:rPr w:rFonts="맑은 고딕">
+          <w:rFonts w:ascii="맑은 고딕" w:hAnsi="맑은 고딕" w:eastAsia="맑은 고딕"/>
+          <w:b w:val="0"/>
+          <w:sz w:val="21"/>
+        </w:rPr>
+        <w:t>유로비전의 역사와 유로 디스코의 전성기를 단 한 장으로 온전히 조망할 수 있는 귀중한 자료입니다. 시대의 유쾌한 낭만과 역동성을 최고조로 품고 있어, 시대를 풍미한 팝 음악의 황금기를 소장하고자 하는 모든 컬렉터에게 대체 불가능한 클래식으로 남을 음반입니다.</w:t>
+      </w:r>
+    </w:p>
+    <w:p>
+      <w:pPr>
+        <w:spacing w:line="324" w:lineRule="auto" w:after="120" w:before="160"/>
+      </w:pPr>
+      <w:r>
+        <w:rPr w:rFonts="맑은 고딕">
+          <w:rFonts w:ascii="맑은 고딕" w:hAnsi="맑은 고딕" w:eastAsia="맑은 고딕"/>
+          <w:b/>
+          <w:color w:val="4338CA"/>
+          <w:sz w:val="21"/>
+        </w:rPr>
+        <w:t>이 음반을 통해 아날로그 소리골을 타고 거침없이 질주하는 야성의 선율과 찬란했던 청춘의 향수가 전해주는 감동을 다시 한번 경험해 보시는 것은 어떨까요?</w:t>
       </w:r>
     </w:p>
     <w:sectPr>
       <w:pgSz w:w="12240" w:h="15840"/>
-      <w:pgMar w:top="1440" w:right="1440" w:bottom="1440" w:left="1440" w:header="720" w:footer="720" w:gutter="0"/>
+      <w:pgMar w:top="1152" w:right="1296" w:bottom="1152" w:left="1296" w:header="720" w:footer="720" w:gutter="0"/>
       <w:cols w:space="720"/>
       <w:docGrid w:linePitch="360"/>
     </w:sectPr>

--- a/word_reports/LP_0152_위치_202_Genghis Khan_Greatest Hit.docx
+++ b/word_reports/LP_0152_위치_202_Genghis Khan_Greatest Hit.docx
@@ -32,7 +32,7 @@
     </w:p>
     <w:p>
       <w:pPr>
-        <w:spacing w:line="324" w:lineRule="auto" w:before="80" w:after="160"/>
+        <w:spacing w:line="324" w:lineRule="auto" w:before="80" w:after="120"/>
       </w:pPr>
       <w:r>
         <w:rPr w:rFonts="맑은 고딕">
@@ -42,13 +42,6 @@
           <w:sz w:val="22"/>
         </w:rPr>
         <w:t xml:space="preserve">[음반 소개] </w:t>
-      </w:r>
-      <w:r>
-        <w:rPr w:rFonts="맑은 고딕">
-          <w:rFonts w:ascii="맑은 고딕" w:hAnsi="맑은 고딕" w:eastAsia="맑은 고딕"/>
-          <w:b w:val="0"/>
-          <w:sz w:val="21"/>
-        </w:rPr>
       </w:r>
     </w:p>
     <w:p>
@@ -61,7 +54,33 @@
           <w:b w:val="0"/>
           <w:sz w:val="21"/>
         </w:rPr>
-        <w:t>1970년대 후반 유로 디스코의 격정적인 물결 속에서 웅장한 서사시와 강렬한 비트로 세계를 매료시켰던 독일의 전설적인 팝 그룹, 징기스칸(Dschinghis Khan)의 찬란한 정수가 응축된 베스트 앨범입니다. 대륙을 호령하던 영웅들의 기상과 동서양의 이국적인 정취를 낭만적인 팝 오케스트레이션과 댄스 리듬 위에 유려하게 얹어내며 대중음악사에 굵직한 궤적을 남겼습니다. 축제의 열기와 비장미 넘치는 멜로디가 공존하는 이 음반은 반세기가 흐른 지금까지도 세대를 초월하여 가슴 벅찬 전율과 아련한 청춘의 향수를 동시에 환기합니다.</w:t>
+        <w:t>1970년대 후반, 전 세계 대중음악계의 중심부를 찬란하게 수놓았던 유로 디스코의 거대한 물결 속에서 징기스칸(Genghis Khan / Dschinghis Khan)의 등장은 한 편의 장엄한 음악적 서사시이자 파격적인 문화적 사건이었습니다. 1979년 유로비전 송 콘테스트를 위해 독일의 전설적인 프로듀서 랄프 지겔(Ralph Siegel)과 작사가 베른트 마이눙거(Bernd Meinunger)의 혜안 아래 결성된 이들은, 단순한 댄스 팝의 경계를 훌쩍 뛰어넘어 역사적 영웅 서사와 오페라틱한 연극성, 그리고 숨 막힐 듯 폭발적인 디스코 그루브를 결합하며 팝 음악사에 불멸의 족적을 아로새겼습니다.</w:t>
+      </w:r>
+    </w:p>
+    <w:p>
+      <w:pPr>
+        <w:spacing w:line="324" w:lineRule="auto" w:after="120"/>
+      </w:pPr>
+      <w:r>
+        <w:rPr w:rFonts="맑은 고딕">
+          <w:rFonts w:ascii="맑은 고딕" w:hAnsi="맑은 고딕" w:eastAsia="맑은 고딕"/>
+          <w:b w:val="0"/>
+          <w:sz w:val="21"/>
+        </w:rPr>
+        <w:t>본 작 [Greatest Hits]는 그들이 전 세계를 호령하며 폭풍처럼 몰아쳤던 전성기 음악 세계의 정수만을 엄선하여 엮어낸 기념비적 앤솔러지입니다. 아티스트가 전하고자 했던 예술적 철학은 동서양의 경계를 허무는 인류사적 공간감과 원초적인 생명력의 찬가에 닿아 있었습니다. 몽골의 광활한 초원에서부터 모스크바의 붉은 광장, 고대 로마의 콜로세움에 이르기까지, 이들은 음악이라는 가장 순수한 언어를 통해 억압된 일상을 탈피하는 카타르시스와 순수한 환희를 노래했습니다. 정교하게 조율된 오케스트레이션과 박진감 넘치는 브라스 섹션, 그리고 멤버 각자의 뚜렷한 캐릭터가 빚어낸 웅장한 보컬 하모니는 당대 디스코 사운드가 도달할 수 있었던 최상의 미학적 성취를 증명합니다.</w:t>
+      </w:r>
+    </w:p>
+    <w:p>
+      <w:pPr>
+        <w:spacing w:line="324" w:lineRule="auto" w:after="120"/>
+      </w:pPr>
+      <w:r>
+        <w:rPr w:rFonts="맑은 고딕">
+          <w:rFonts w:ascii="맑은 고딕" w:hAnsi="맑은 고딕" w:eastAsia="맑은 고딕"/>
+          <w:b w:val="0"/>
+          <w:sz w:val="21"/>
+        </w:rPr>
+        <w:t>세월이 흘러 디지털 시대의 문턱을 한참 넘어선 오늘날에도 이 음반이 전해주는 울림은 결코 바래지 않습니다. 1980년대 대한민국 청춘들의 심장을 뛰게 했던 롤러스케이트장과 라디오 다이얼 너머의 낭만이 고스란히 배어 있는 이 소리들은, 단순한 복고풍의 유행가를 넘어 한 시대의 찬란한 에너지와 노스탤지어를 호출하는 마법 같은 타임캡슐입니다. 턴테이블의 회전과 함께 울려 퍼지는 호방한 사운드는 메마른 현대인의 심상에 잊고 지냈던 역동적인 삶의 환희와 서정적인 온기를 되살려냅니다.</w:t>
       </w:r>
     </w:p>
     <w:p>
@@ -168,7 +187,7 @@
           <w:b w:val="0"/>
           <w:sz w:val="21"/>
         </w:rPr>
-        <w:t>유로비전 송 콘테스트를 통해 혜성처럼 등장한 이후 발표된 그룹의 황금기 히트곡들을 한데 엮어낸 음반으로, 팝 음악계의 천재 프로듀서 랄프 지겔(Ralph Siegel)의 섬세한 기획력과 그룹의 독보적인 에너지가 집대성된 역사적 컬렉션입니다.</w:t>
+        <w:t>1970년대 말부터 1980년대 초까지 유럽과 아시아 전역을 뒤흔든 징기스칸의 최정상 히트 트랙들을 집대성하여 음악사적 가치를 조명한 베스트 컴필레이션 앨범.</w:t>
       </w:r>
     </w:p>
     <w:p>
@@ -199,7 +218,7 @@
           <w:b w:val="0"/>
           <w:sz w:val="21"/>
         </w:rPr>
-        <w:t>독일, 오스트리아, 스위스를 비롯한 유럽 전역의 차트 정상을 석권했을 뿐만 아니라 일본 오리콘 차트 및 한국을 포함한 아시아 전역에서 폭발적인 판매고를 기록하며 플래티넘과 골드 디스크를 연이어 달성했습니다.</w:t>
+        <w:t>발매 당시 독일, 일본, 한국을 비롯한 세계 각국 음악 차트 정상을 휩쓸었으며, 유로 디스코 음반 사상 독보적인 플래티넘급 판매고를 기록하며 전 세계적인 신드롬을 형성함.</w:t>
       </w:r>
     </w:p>
     <w:p>
@@ -230,7 +249,7 @@
           <w:b w:val="0"/>
           <w:sz w:val="21"/>
         </w:rPr>
-        <w:t>1979년 유로비전 송 콘테스트 4위 입상을 시작으로, 독일 최고 권위의 음악상인 밤비(Bambi) 어워드와 골든 유로파(Goldene Europa) 등을 수상하며 대중성과 음악성을 동시에 공인받았습니다.</w:t>
+        <w:t>1979년 유로비전 송 콘테스트 4위 입상, 독일 밤비 어워드(Bambi Awards) 수상 및 골데네 슈팀가벨(Goldene Stimmgabel) 수상 등 평단과 대중 모두에게 최고의 팝 그룹으로 공인받음.</w:t>
       </w:r>
     </w:p>
     <w:p>
@@ -275,7 +294,7 @@
           <w:b w:val="0"/>
           <w:sz w:val="21"/>
         </w:rPr>
-        <w:t>독일 (결성 당시 서독)</w:t>
+        <w:t>독일 (Germany)</w:t>
       </w:r>
     </w:p>
     <w:p>
@@ -337,7 +356,7 @@
           <w:b w:val="0"/>
           <w:sz w:val="21"/>
         </w:rPr>
-        <w:t>6인조 혼성 팝/유로 디스코 그룹</w:t>
+        <w:t>혼성 6인조 팝/유로 디스코 그룹</w:t>
       </w:r>
     </w:p>
     <w:p>
@@ -368,7 +387,7 @@
           <w:b w:val="0"/>
           <w:sz w:val="21"/>
         </w:rPr>
-        <w:t>보컬과 화려한 무대 퍼포먼스를 겸비한 징기스칸은 팝 역사상 가장 강렬한 시각적·청각적 임팩트를 남긴 독보적인 팀입니다. 역사적 인물과 세계 각지의 문화를 테마로 한 서사적인 가사와 중독성 넘치는 훅(Hook)을 결합하여, 유로 디스코를 단순한 댄스 음악을 넘어선 한 편의 웅장한 음악극으로 승화시켰습니다.</w:t>
+        <w:t>작곡가 랄프 지겔의 진두지휘 아래 탄생한 징기스칸은 역사적 모티브와 디스코 리듬을 결합하여 유럽 팝 역사상 유례없는 연극적 퍼포먼스를 완성했습니다. 압도적인 무대 연출과 서사적인 멜로디 라인을 통해 유로 팝의 지평을 세계적으로 확장한 독보적인 아티스트입니다.</w:t>
       </w:r>
     </w:p>
     <w:p>
@@ -413,7 +432,7 @@
           <w:b w:val="0"/>
           <w:sz w:val="21"/>
         </w:rPr>
-        <w:t>신디사이저의 태동과 풍성한 오케스트라 편곡이 완벽한 균형을 이루던 유로 팝의 황금기를 대표하는 명반입니다. 클래식의 엄격한 구조미와 팝의 직관적인 멜로디, 그리고 댄스 비트가 빚어낸 이 음반은 후대 일렉트로닉 팝과 크로스오버 음악의 발전에 심대한 영감을 준 음악적 기념비로 평가받습니다.</w:t>
+        <w:t>1970년대 말 디스코의 황혼기에 등장하여 유로 디스코 사운드의 기틀을 완성한 앨범입니다. 미국식 디스코와는 차별화된 클래식풍의 웅장한 편곡과 행진곡풍 리듬을 과감히 도입하여 팝 음악의 영토를 넓힌 걸작으로 평가받습니다.</w:t>
       </w:r>
     </w:p>
     <w:p>
@@ -444,7 +463,7 @@
           <w:b w:val="0"/>
           <w:sz w:val="21"/>
         </w:rPr>
-        <w:t>냉전의 긴장이 감돌던 1970년대 말과 1980년대 초, 이들의 호쾌하고 자유분방한 멜로디는 전 세계 젊은이들에게 억압된 현실을 잊게 만드는 찬란한 해방구였습니다. 당시 한국의 롤러스케이트장과 다방, 라디오 전파를 가득 메우며 젊은 날의 뜨거운 낭만과 벅찬 활력을 상징하던 문화적 아이콘이기도 했습니다.</w:t>
+        <w:t>1980년대 대한민국 청춘 문화의 해방구였던 롤러스케이트장과 다방, 방송가를 풍미하며 당대 젊은이들에게 답답한 현실을 잊게 하는 폭발적인 에너지를 선사했습니다. 시대의 우울을 뚫고 피어난 가장 순수하고 뜨거웠던 청춘의 심상 풍경이 깃들어 있습니다.</w:t>
       </w:r>
     </w:p>
     <w:p>
@@ -489,7 +508,7 @@
           <w:b w:val="0"/>
           <w:sz w:val="21"/>
         </w:rPr>
-        <w:t>대륙을 질주하는 기마대의 말발굽 소리를 연상시키는 박진감 넘치는 대표곡 ‘Dschinghis Khan’, 모스크바 올림픽을 앞두고 발표되어 러시아 민요풍의 선율과 현대적 비트가 절묘한 조화를 이룬 ‘Moskau’, 그리고 이국적인 신비로움과 비장미가 흐르는 ‘Hadschi Halef Omar’ 등 수록곡마다 드라마틱한 서사와 다채로운 음악적 색채를 자랑합니다.</w:t>
+        <w:t>그룹의 시그니처 넘버이자 광활한 초원을 질주하는 듯한 브라스와 호쾌한 보컬이 압권인 'Dschinghis Khan', 러시아 민요풍의 낭만적인 선율과 흥겨운 비트가 절묘한 조화를 이루는 'Moskau', 고대 도시의 서사를 극적인 합창으로 풀어낸 'Rom' 등 매 트랙마다 뚜렷한 서사성과 강렬한 흡인력을 자랑합니다.</w:t>
       </w:r>
     </w:p>
     <w:p>
@@ -520,7 +539,7 @@
           <w:b w:val="0"/>
           <w:sz w:val="21"/>
         </w:rPr>
-        <w:t>LP 특유의 두툼하고 깊이 있는 저역은 진공관 앰프를 거칠 때 브라스의 호방함과 베이스라인의 타격감을 한층 입체적으로 살려냅니다. 턴테이블 바늘이 소리골을 긁으며 뿜어내는 풍성한 아날로그 사운드는 현대 디지털 음원에서는 결코 맛볼 수 없는 화려한 코러스 하모니의 온기를 아늑하게 전해줄 것입니다.</w:t>
+        <w:t>LP 바이닐의 굵직한 그루브를 통해 전해지는 아날로그 킥 드럼의 타격감과 진공관 앰프 특유의 두터운 중저역은 디지털 음원에서 느낄 수 없는 공간감과 입체감을 선사합니다. 정밀한 바늘 끝에서 튀어나오는 브라스의 날카로운 광택과 따스한 코러스의 융합을 음미해 보시기를 권합니다.</w:t>
       </w:r>
     </w:p>
     <w:p>
@@ -551,7 +570,7 @@
           <w:b w:val="0"/>
           <w:sz w:val="21"/>
         </w:rPr>
-        <w:t>유로비전의 역사와 유로 디스코의 전성기를 단 한 장으로 온전히 조망할 수 있는 귀중한 자료입니다. 시대의 유쾌한 낭만과 역동성을 최고조로 품고 있어, 시대를 풍미한 팝 음악의 황금기를 소장하고자 하는 모든 컬렉터에게 대체 불가능한 클래식으로 남을 음반입니다.</w:t>
+        <w:t>유로 팝의 황금기를 단 한 장으로 요약해 낸 압축적 구성과 시대를 관통하는 명곡들의 집합체로서, 대중음악의 역사와 낭만을 사랑하는 바이닐 컬렉터라면 필히 턴테이블 곁에 비치해야 할 영구 보관용 명반입니다.</w:t>
       </w:r>
     </w:p>
     <w:p>
@@ -565,7 +584,7 @@
           <w:color w:val="4338CA"/>
           <w:sz w:val="21"/>
         </w:rPr>
-        <w:t>이 음반을 통해 아날로그 소리골을 타고 거침없이 질주하는 야성의 선율과 찬란했던 청춘의 향수가 전해주는 감동을 다시 한번 경험해 보시는 것은 어떨까요?</w:t>
+        <w:t>이 음반을 통해 온몸을 휘감는 역동적인 비트와 지나간 청춘의 낭만이 전해주는 감동을 다시 한번 경험해 보시는 것은 어떨까요?</w:t>
       </w:r>
     </w:p>
     <w:sectPr>
